--- a/ERS_Ferreteria_Los_Maestros_V2_2.docx
+++ b/ERS_Ferreteria_Los_Maestros_V2_2.docx
@@ -243,8 +243,7 @@
                 <w:dataBinding w:prefixMappings="xmlns:ns0='http://schemas.microsoft.com/office/2006/coverPageProps'" w:xpath="/ns0:CoverPageProperties[1]/ns0:PublishDate[1]" w:storeItemID="{55AF091B-3C7A-41E3-B477-F2FDAA23CFDA}"/>
                 <w:alias w:val="Fecha"/>
                 <w:id w:val="516659546"/>
-                <w:showingPlcHdr/>
-                <w:date w:fullDate="2026-05-09T00:00:00Z">
+                <w:date w:fullDate="2026-10-14T00:00:00Z">
                   <w:lid w:val="es-ES"/>
                 </w:date>
               </w:sdtPr>
@@ -262,10 +261,74 @@
                     <w:b/>
                     <w:bCs/>
                   </w:rPr>
-                  <w:t>15/10/2026</w:t>
+                  <w:t>14/10/2026</w:t>
                 </w:r>
               </w:sdtContent>
             </w:sdt>
+          </w:p>
+        </w:tc>
+      </w:tr>
+      <w:tr>
+        <w:trPr>
+          <w:trHeight w:val="360" w:hRule="atLeast"/>
+        </w:trPr>
+        <w:tc>
+          <w:tcPr>
+            <w:tcW w:w="9214" w:type="dxa"/>
+            <w:tcBorders/>
+            <w:vAlign w:val="center"/>
+          </w:tcPr>
+          <w:p>
+            <w:pPr>
+              <w:pStyle w:val="NoSpacing"/>
+              <w:spacing w:before="240"/>
+            </w:pPr>
+            <w:r>
+              <w:rPr>
+                <w:rFonts w:cs="Calibri" w:cstheme="minorHAnsi"/>
+                <w:b/>
+                <w:bCs/>
+              </w:rPr>
+              <w:t xml:space="preserve">Integrantes: </w:t>
+            </w:r>
+            <w:r>
+              <w:rPr>
+                <w:rFonts w:cs="Calibri" w:cstheme="minorHAnsi"/>
+              </w:rPr>
+              <w:t>Christian Vargas, Álvaro Araya, Jocelyn Alzola</w:t>
+            </w:r>
+          </w:p>
+        </w:tc>
+      </w:tr>
+      <w:tr>
+        <w:trPr>
+          <w:trHeight w:val="360" w:hRule="atLeast"/>
+        </w:trPr>
+        <w:tc>
+          <w:tcPr>
+            <w:tcW w:w="9214" w:type="dxa"/>
+            <w:tcBorders/>
+            <w:vAlign w:val="center"/>
+          </w:tcPr>
+          <w:p>
+            <w:pPr>
+              <w:pStyle w:val="NoSpacing"/>
+              <w:spacing w:before="120"/>
+            </w:pPr>
+            <w:r>
+              <w:rPr>
+                <w:rFonts w:cs="Calibri" w:cstheme="minorHAnsi"/>
+                <w:b/>
+                <w:bCs/>
+              </w:rPr>
+              <w:t xml:space="preserve">Profesor: </w:t>
+            </w:r>
+            <w:r>
+              <w:rPr>
+                <w:rFonts w:cs="Calibri" w:cstheme="minorHAnsi"/>
+              </w:rPr>
+              <w:t>Juan Pulgar</w:t>
+            </w:r>
           </w:p>
         </w:tc>
       </w:tr>
